--- a/docs/Proposal_Background_and_Plan_ZH.docx
+++ b/docs/Proposal_Background_and_Plan_ZH.docx
@@ -118,7 +118,7 @@
           <w:i w:val="0"/>
           <w:sz w:val="21"/>
         </w:rPr>
-        <w:t>生成。PPTAgent 把做 deck 視為編輯而非撰寫：分析參考簡報、抽出 slide 層級的 schema、輸出編輯動作。SlideGen、SlideLab、ArcDeck 加上敘事規劃與多模態接地。這些系統產出的 deck 有說服力，在盲測偏好上可與商業工具競爭。</w:t>
+        <w:t>生成。PPTAgent 把做 deck 視為編輯而非撰寫：分析參考簡報、抽出 slide 層級的 schema、輸出編輯動作。SlideGen、SlideLab、ArcDeck 加上敘事規劃與多模態接地。這些系統產出的 deck 有說服力，在盲測偏好上可與商業工具競爭。X+Slides 更把聽眾當作明確的條件輸入，而不是常數（Chen et al., 2026）。</w:t>
       </w:r>
     </w:p>
     <w:p>
@@ -127,7 +127,7 @@
           <w:i w:val="0"/>
           <w:sz w:val="21"/>
         </w:rPr>
-        <w:t>修復。ReDeck 把修訂拆成原子編輯動作，每步之後取回 renderer 的觀測。PPTPilot（隨 PPTArena 提出）跑 plan–edit–check 迴圈，由視覺語言模型判斷結果。SLIDEFORGE 把 slide 保持為結構化物件，令編輯不破壞原生可編輯性。</w:t>
+        <w:t>修復。ReDeck 把修訂拆成原子編輯動作，每步之後取回 renderer 的觀測。PPTPilot（隨 PPTArena 提出）跑 plan–edit–check 迴圈，由視覺語言模型判斷結果。SLIDEFORGE 把 slide 保持為結構化物件，令編輯不破壞原生可編輯性。DeepPresenter 再以環境接地的反思延伸這條迴圈（Zheng et al., 2026a）。</w:t>
       </w:r>
     </w:p>
     <w:p>
@@ -136,7 +136,7 @@
           <w:i w:val="0"/>
           <w:sz w:val="21"/>
         </w:rPr>
-        <w:t>評測。SlideAudit（UIST '25）提供 27 類版面缺陷的分類法，涵蓋 2,400 張已標註 slide。DECKBench（KDD '26）以參考 deck 作比對，用相似度指標加 LLM judge 評分。PresentBench 用細緻的 rubric 評生成品質。</w:t>
+        <w:t>評測。SlideAudit（UIST '25）提供 27 類版面缺陷的分類法，涵蓋 2,400 張已標註 slide。DECKBench（KDD '26）以參考 deck 作比對，用相似度指標加 LLM judge 評分。PresentBench 用細緻的 rubric 評生成品質。PPTBench 問的是另一個問題——模型到底懂不懂版面與設計（Huang et al., 2025）。</w:t>
       </w:r>
     </w:p>
     <w:p>
@@ -486,7 +486,7 @@
           <w:i w:val="0"/>
           <w:sz w:val="21"/>
         </w:rPr>
-        <w:t>三件事真的解決了。Deck 看起來像真：版面穩定、風格一致。輸出的可編輯性提升，因為工作已進入 .pptx 物件層。評測亦由整體打分成熟到任務式量度——只用成品答問題，或用明確準則判斷可用性。</w:t>
+        <w:t>三件事真的解決了。Deck 看起來像真：版面穩定、風格一致。輸出的可編輯性提升，因為工作已進入 .pptx 物件層；PosterMELD 在壁報上展示同一個轉向，輸出可印刷、可編輯的成品（Hu et al., 2026）。評測亦由整體打分成熟到任務式量度——只用成品答問題，或用明確準則判斷可用性。</w:t>
       </w:r>
     </w:p>
     <w:p>
@@ -1695,6 +1695,15 @@
           <w:i w:val="0"/>
           <w:sz w:val="21"/>
         </w:rPr>
+        <w:t>技術棧跟隨 brief：PyMuPDF 負責解析與裁圖、python-pptx 輸出原生可編輯檔、Streamlit 作示範前端、開發期間用 CodeBuddy 作 agent harness。</w:t>
+      </w:r>
+    </w:p>
+    <w:p>
+      <w:r>
+        <w:rPr>
+          <w:i w:val="0"/>
+          <w:sz w:val="21"/>
+        </w:rPr>
         <w:t>有兩處刻意偏離 brief 建議的時間表。第一，brief 把「檢查」放在第 5 階段（第 12–14 週）；本項目提前到第 5 週，因為指標必須先驗證，依賴它的迴圈才建得穩。第二，brief 第 6 階段列明比較六個維度：accuracy、coverage、readability、design、latency、cost。其中 coverage——論文的重點有幾多留在 deck 裡——會獨立量度，每篇標註五至八個 claim，令六個維度全部有數。</w:t>
       </w:r>
     </w:p>
@@ -1709,7 +1718,7 @@
           <w:color w:val="5A6B7C"/>
           <w:sz w:val="17"/>
         </w:rPr>
-        <w:t>表 4. 對照大學時間表的排程。</w:t>
+        <w:t>表 4. 對照大學時間表的排程。週次由 2026 年 10 月 26 日起算；到最後提交實際是 23 週，不是 brief 建議的 20 週。</w:t>
       </w:r>
     </w:p>
     <w:tbl>
@@ -1731,7 +1740,7 @@
         </w:trPr>
         <w:tc>
           <w:tcPr>
-            <w:tcW w:type="dxa" w:w="1361"/>
+            <w:tcW w:type="dxa" w:w="2041"/>
           </w:tcPr>
           <w:p>
             <w:pPr>
@@ -1749,7 +1758,7 @@
         </w:tc>
         <w:tc>
           <w:tcPr>
-            <w:tcW w:type="dxa" w:w="2494"/>
+            <w:tcW w:type="dxa" w:w="2041"/>
           </w:tcPr>
           <w:p>
             <w:pPr>
@@ -1767,7 +1776,7 @@
         </w:tc>
         <w:tc>
           <w:tcPr>
-            <w:tcW w:type="dxa" w:w="3402"/>
+            <w:tcW w:type="dxa" w:w="2948"/>
           </w:tcPr>
           <w:p>
             <w:pPr>
@@ -1785,7 +1794,7 @@
         </w:tc>
         <w:tc>
           <w:tcPr>
-            <w:tcW w:type="dxa" w:w="2494"/>
+            <w:tcW w:type="dxa" w:w="2268"/>
           </w:tcPr>
           <w:p>
             <w:pPr>
@@ -1808,7 +1817,7 @@
         </w:trPr>
         <w:tc>
           <w:tcPr>
-            <w:tcW w:type="dxa" w:w="1361"/>
+            <w:tcW w:type="dxa" w:w="2041"/>
           </w:tcPr>
           <w:p>
             <w:pPr>
@@ -1820,13 +1829,13 @@
               <w:rPr>
                 <w:sz w:val="17"/>
               </w:rPr>
-              <w:t>W1–2</w:t>
+              <w:t>W1–2　10/26–11/8</w:t>
             </w:r>
           </w:p>
         </w:tc>
         <w:tc>
           <w:tcPr>
-            <w:tcW w:type="dxa" w:w="2494"/>
+            <w:tcW w:type="dxa" w:w="2041"/>
           </w:tcPr>
           <w:p>
             <w:pPr>
@@ -1844,7 +1853,7 @@
         </w:tc>
         <w:tc>
           <w:tcPr>
-            <w:tcW w:type="dxa" w:w="3402"/>
+            <w:tcW w:type="dxa" w:w="2948"/>
           </w:tcPr>
           <w:p>
             <w:pPr>
@@ -1862,7 +1871,7 @@
         </w:tc>
         <w:tc>
           <w:tcPr>
-            <w:tcW w:type="dxa" w:w="2494"/>
+            <w:tcW w:type="dxa" w:w="2268"/>
           </w:tcPr>
           <w:p>
             <w:pPr>
@@ -1885,7 +1894,7 @@
         </w:trPr>
         <w:tc>
           <w:tcPr>
-            <w:tcW w:type="dxa" w:w="1361"/>
+            <w:tcW w:type="dxa" w:w="2041"/>
           </w:tcPr>
           <w:p>
             <w:pPr>
@@ -1897,13 +1906,13 @@
               <w:rPr>
                 <w:sz w:val="17"/>
               </w:rPr>
-              <w:t>W3–4</w:t>
+              <w:t>W3–4　11/9–11/22</w:t>
             </w:r>
           </w:p>
         </w:tc>
         <w:tc>
           <w:tcPr>
-            <w:tcW w:type="dxa" w:w="2494"/>
+            <w:tcW w:type="dxa" w:w="2041"/>
           </w:tcPr>
           <w:p>
             <w:pPr>
@@ -1921,7 +1930,7 @@
         </w:tc>
         <w:tc>
           <w:tcPr>
-            <w:tcW w:type="dxa" w:w="3402"/>
+            <w:tcW w:type="dxa" w:w="2948"/>
           </w:tcPr>
           <w:p>
             <w:pPr>
@@ -1939,7 +1948,7 @@
         </w:tc>
         <w:tc>
           <w:tcPr>
-            <w:tcW w:type="dxa" w:w="2494"/>
+            <w:tcW w:type="dxa" w:w="2268"/>
           </w:tcPr>
           <w:p>
             <w:pPr>
@@ -1951,7 +1960,7 @@
               <w:rPr>
                 <w:sz w:val="17"/>
               </w:rPr>
-              <w:t>Workshop 1：11 月 9 日</w:t>
+              <w:t>Workshop 1：TBC（≈11 月 9 日）</w:t>
             </w:r>
           </w:p>
         </w:tc>
@@ -1962,7 +1971,7 @@
         </w:trPr>
         <w:tc>
           <w:tcPr>
-            <w:tcW w:type="dxa" w:w="1361"/>
+            <w:tcW w:type="dxa" w:w="2041"/>
           </w:tcPr>
           <w:p>
             <w:pPr>
@@ -1974,13 +1983,13 @@
               <w:rPr>
                 <w:sz w:val="17"/>
               </w:rPr>
-              <w:t>W5–7</w:t>
+              <w:t>W5–7　11/23–12/13</w:t>
             </w:r>
           </w:p>
         </w:tc>
         <w:tc>
           <w:tcPr>
-            <w:tcW w:type="dxa" w:w="2494"/>
+            <w:tcW w:type="dxa" w:w="2041"/>
           </w:tcPr>
           <w:p>
             <w:pPr>
@@ -1998,7 +2007,7 @@
         </w:tc>
         <w:tc>
           <w:tcPr>
-            <w:tcW w:type="dxa" w:w="3402"/>
+            <w:tcW w:type="dxa" w:w="2948"/>
           </w:tcPr>
           <w:p>
             <w:pPr>
@@ -2016,7 +2025,7 @@
         </w:tc>
         <w:tc>
           <w:tcPr>
-            <w:tcW w:type="dxa" w:w="2494"/>
+            <w:tcW w:type="dxa" w:w="2268"/>
           </w:tcPr>
           <w:p>
             <w:pPr>
@@ -2039,7 +2048,7 @@
         </w:trPr>
         <w:tc>
           <w:tcPr>
-            <w:tcW w:type="dxa" w:w="1361"/>
+            <w:tcW w:type="dxa" w:w="2041"/>
           </w:tcPr>
           <w:p>
             <w:pPr>
@@ -2051,13 +2060,13 @@
               <w:rPr>
                 <w:sz w:val="17"/>
               </w:rPr>
-              <w:t>W8–11</w:t>
+              <w:t>W8–11　12/14–1/17</w:t>
             </w:r>
           </w:p>
         </w:tc>
         <w:tc>
           <w:tcPr>
-            <w:tcW w:type="dxa" w:w="2494"/>
+            <w:tcW w:type="dxa" w:w="2041"/>
           </w:tcPr>
           <w:p>
             <w:pPr>
@@ -2069,13 +2078,13 @@
               <w:rPr>
                 <w:sz w:val="17"/>
               </w:rPr>
-              <w:t>版面與渲染</w:t>
+              <w:t>版面與修復</w:t>
             </w:r>
           </w:p>
         </w:tc>
         <w:tc>
           <w:tcPr>
-            <w:tcW w:type="dxa" w:w="3402"/>
+            <w:tcW w:type="dxa" w:w="2948"/>
           </w:tcPr>
           <w:p>
             <w:pPr>
@@ -2093,7 +2102,84 @@
         </w:tc>
         <w:tc>
           <w:tcPr>
-            <w:tcW w:type="dxa" w:w="2494"/>
+            <w:tcW w:type="dxa" w:w="2268"/>
+          </w:tcPr>
+          <w:p>
+            <w:pPr>
+              <w:keepNext/>
+              <w:spacing w:after="20"/>
+            </w:pPr>
+            <w:r/>
+            <w:r>
+              <w:rPr>
+                <w:sz w:val="17"/>
+              </w:rPr>
+              <w:t>Interim：2027 年 1 月 7 日</w:t>
+            </w:r>
+          </w:p>
+        </w:tc>
+      </w:tr>
+      <w:tr>
+        <w:trPr>
+          <w:cantSplit/>
+        </w:trPr>
+        <w:tc>
+          <w:tcPr>
+            <w:tcW w:type="dxa" w:w="2041"/>
+          </w:tcPr>
+          <w:p>
+            <w:pPr>
+              <w:keepNext/>
+              <w:spacing w:after="20"/>
+            </w:pPr>
+            <w:r/>
+            <w:r>
+              <w:rPr>
+                <w:sz w:val="17"/>
+              </w:rPr>
+              <w:t>W12–14　1/18–2/7</w:t>
+            </w:r>
+          </w:p>
+        </w:tc>
+        <w:tc>
+          <w:tcPr>
+            <w:tcW w:type="dxa" w:w="2041"/>
+          </w:tcPr>
+          <w:p>
+            <w:pPr>
+              <w:keepNext/>
+              <w:spacing w:after="20"/>
+            </w:pPr>
+            <w:r/>
+            <w:r>
+              <w:rPr>
+                <w:sz w:val="17"/>
+              </w:rPr>
+              <w:t>校準與迴圈</w:t>
+            </w:r>
+          </w:p>
+        </w:tc>
+        <w:tc>
+          <w:tcPr>
+            <w:tcW w:type="dxa" w:w="2948"/>
+          </w:tcPr>
+          <w:p>
+            <w:pPr>
+              <w:keepNext/>
+              <w:spacing w:after="20"/>
+            </w:pPr>
+            <w:r/>
+            <w:r>
+              <w:rPr>
+                <w:sz w:val="17"/>
+              </w:rPr>
+              <w:t>掃描凍結；迴圈收斂</w:t>
+            </w:r>
+          </w:p>
+        </w:tc>
+        <w:tc>
+          <w:tcPr>
+            <w:tcW w:type="dxa" w:w="2268"/>
           </w:tcPr>
           <w:p>
             <w:pPr>
@@ -2116,7 +2202,7 @@
         </w:trPr>
         <w:tc>
           <w:tcPr>
-            <w:tcW w:type="dxa" w:w="1361"/>
+            <w:tcW w:type="dxa" w:w="2041"/>
           </w:tcPr>
           <w:p>
             <w:pPr>
@@ -2128,90 +2214,13 @@
               <w:rPr>
                 <w:sz w:val="17"/>
               </w:rPr>
-              <w:t>W12–14</w:t>
+              <w:t>W15–18　2/8–3/7</w:t>
             </w:r>
           </w:p>
         </w:tc>
         <w:tc>
           <w:tcPr>
-            <w:tcW w:type="dxa" w:w="2494"/>
-          </w:tcPr>
-          <w:p>
-            <w:pPr>
-              <w:keepNext/>
-              <w:spacing w:after="20"/>
-            </w:pPr>
-            <w:r/>
-            <w:r>
-              <w:rPr>
-                <w:sz w:val="17"/>
-              </w:rPr>
-              <w:t>校準與迴圈</w:t>
-            </w:r>
-          </w:p>
-        </w:tc>
-        <w:tc>
-          <w:tcPr>
-            <w:tcW w:type="dxa" w:w="3402"/>
-          </w:tcPr>
-          <w:p>
-            <w:pPr>
-              <w:keepNext/>
-              <w:spacing w:after="20"/>
-            </w:pPr>
-            <w:r/>
-            <w:r>
-              <w:rPr>
-                <w:sz w:val="17"/>
-              </w:rPr>
-              <w:t>掃描凍結；迴圈收斂</w:t>
-            </w:r>
-          </w:p>
-        </w:tc>
-        <w:tc>
-          <w:tcPr>
-            <w:tcW w:type="dxa" w:w="2494"/>
-          </w:tcPr>
-          <w:p>
-            <w:pPr>
-              <w:keepNext/>
-              <w:spacing w:after="20"/>
-            </w:pPr>
-            <w:r/>
-            <w:r>
-              <w:rPr>
-                <w:sz w:val="17"/>
-              </w:rPr>
-              <w:t>Interim：2027 年 1 月 7 日</w:t>
-            </w:r>
-          </w:p>
-        </w:tc>
-      </w:tr>
-      <w:tr>
-        <w:trPr>
-          <w:cantSplit/>
-        </w:trPr>
-        <w:tc>
-          <w:tcPr>
-            <w:tcW w:type="dxa" w:w="1361"/>
-          </w:tcPr>
-          <w:p>
-            <w:pPr>
-              <w:keepNext/>
-              <w:spacing w:after="20"/>
-            </w:pPr>
-            <w:r/>
-            <w:r>
-              <w:rPr>
-                <w:sz w:val="17"/>
-              </w:rPr>
-              <w:t>W15–18</w:t>
-            </w:r>
-          </w:p>
-        </w:tc>
-        <w:tc>
-          <w:tcPr>
-            <w:tcW w:type="dxa" w:w="2494"/>
+            <w:tcW w:type="dxa" w:w="2041"/>
           </w:tcPr>
           <w:p>
             <w:pPr>
@@ -2229,7 +2238,7 @@
         </w:tc>
         <w:tc>
           <w:tcPr>
-            <w:tcW w:type="dxa" w:w="3402"/>
+            <w:tcW w:type="dxa" w:w="2948"/>
           </w:tcPr>
           <w:p>
             <w:pPr>
@@ -2247,7 +2256,7 @@
         </w:tc>
         <w:tc>
           <w:tcPr>
-            <w:tcW w:type="dxa" w:w="2494"/>
+            <w:tcW w:type="dxa" w:w="2268"/>
           </w:tcPr>
           <w:p>
             <w:pPr>
@@ -2270,11 +2279,11 @@
         </w:trPr>
         <w:tc>
           <w:tcPr>
-            <w:tcW w:type="dxa" w:w="1361"/>
+            <w:tcW w:type="dxa" w:w="2041"/>
           </w:tcPr>
           <w:p>
             <w:pPr>
-              <w:keepNext w:val="0"/>
+              <w:keepNext/>
               <w:spacing w:after="20"/>
             </w:pPr>
             <w:r/>
@@ -2282,17 +2291,17 @@
               <w:rPr>
                 <w:sz w:val="17"/>
               </w:rPr>
-              <w:t>W19–20</w:t>
+              <w:t>W19–21　3/8–3/28</w:t>
             </w:r>
           </w:p>
         </w:tc>
         <w:tc>
           <w:tcPr>
-            <w:tcW w:type="dxa" w:w="2494"/>
+            <w:tcW w:type="dxa" w:w="2041"/>
           </w:tcPr>
           <w:p>
             <w:pPr>
-              <w:keepNext w:val="0"/>
+              <w:keepNext/>
               <w:spacing w:after="20"/>
             </w:pPr>
             <w:r/>
@@ -2306,7 +2315,48 @@
         </w:tc>
         <w:tc>
           <w:tcPr>
-            <w:tcW w:type="dxa" w:w="3402"/>
+            <w:tcW w:type="dxa" w:w="2948"/>
+          </w:tcPr>
+          <w:p>
+            <w:pPr>
+              <w:keepNext/>
+              <w:spacing w:after="20"/>
+            </w:pPr>
+            <w:r/>
+            <w:r>
+              <w:rPr>
+                <w:sz w:val="17"/>
+              </w:rPr>
+              <w:t>報告、demo、slides 初稿</w:t>
+            </w:r>
+          </w:p>
+        </w:tc>
+        <w:tc>
+          <w:tcPr>
+            <w:tcW w:type="dxa" w:w="2268"/>
+          </w:tcPr>
+          <w:p>
+            <w:pPr>
+              <w:keepNext/>
+              <w:spacing w:after="20"/>
+            </w:pPr>
+            <w:r/>
+            <w:r>
+              <w:rPr>
+                <w:sz w:val="17"/>
+              </w:rPr>
+              <w:t>指導老師審閱</w:t>
+            </w:r>
+          </w:p>
+        </w:tc>
+      </w:tr>
+      <w:tr>
+        <w:trPr>
+          <w:cantSplit/>
+        </w:trPr>
+        <w:tc>
+          <w:tcPr>
+            <w:tcW w:type="dxa" w:w="2041"/>
           </w:tcPr>
           <w:p>
             <w:pPr>
@@ -2318,13 +2368,49 @@
               <w:rPr>
                 <w:sz w:val="17"/>
               </w:rPr>
-              <w:t>報告、demo、slides</w:t>
+              <w:t>W22–23　3/29–4/8</w:t>
             </w:r>
           </w:p>
         </w:tc>
         <w:tc>
           <w:tcPr>
-            <w:tcW w:type="dxa" w:w="2494"/>
+            <w:tcW w:type="dxa" w:w="2041"/>
+          </w:tcPr>
+          <w:p>
+            <w:pPr>
+              <w:keepNext w:val="0"/>
+              <w:spacing w:after="20"/>
+            </w:pPr>
+            <w:r/>
+            <w:r>
+              <w:rPr>
+                <w:sz w:val="17"/>
+              </w:rPr>
+              <w:t>最後定稿</w:t>
+            </w:r>
+          </w:p>
+        </w:tc>
+        <w:tc>
+          <w:tcPr>
+            <w:tcW w:type="dxa" w:w="2948"/>
+          </w:tcPr>
+          <w:p>
+            <w:pPr>
+              <w:keepNext w:val="0"/>
+              <w:spacing w:after="20"/>
+            </w:pPr>
+            <w:r/>
+            <w:r>
+              <w:rPr>
+                <w:sz w:val="17"/>
+              </w:rPr>
+              <w:t>最終報告、demo、slides</w:t>
+            </w:r>
+          </w:p>
+        </w:tc>
+        <w:tc>
+          <w:tcPr>
+            <w:tcW w:type="dxa" w:w="2268"/>
           </w:tcPr>
           <w:p>
             <w:pPr>
@@ -2367,7 +2453,7 @@
           <w:i w:val="0"/>
           <w:sz w:val="21"/>
         </w:rPr>
-        <w:t>本文件在撰寫與程式碼生成上使用了生成式 AI 工具。所有設計決定、指標定義、評測協議、標註與分析，均為作者本人所做。所用工具及其使用程度記錄於日誌，連同報告一併提交，符合大學的生成式 AI 使用指引。</w:t>
+        <w:t>本文件在撰寫與程式碼生成上使用了生成式 AI 工具。所有設計決定、指標定義、評測協議、標註與分析，均為作者本人所做。所用工具及其使用程度記錄於日誌，連同報告一併提交，符合大學的生成式 AI 使用指引。本文件亦作為最終提交的 AI 報告的基礎。</w:t>
       </w:r>
     </w:p>
     <w:p>
@@ -2407,6 +2493,19 @@
           <w:color w:val="10233A"/>
           <w:sz w:val="16"/>
         </w:rPr>
+        <w:t>Chen, X.-S., Zhu, J., Li, P.-L., Wang, H., &amp; Guo, M.-H. (2026). PresentBench: A fine-grained rubric-based benchmark for slide generation. arXiv:2603.07244.</w:t>
+      </w:r>
+    </w:p>
+    <w:p>
+      <w:pPr>
+        <w:spacing w:after="60"/>
+        <w:ind w:left="340" w:hanging="340"/>
+      </w:pPr>
+      <w:r>
+        <w:rPr>
+          <w:color w:val="10233A"/>
+          <w:sz w:val="16"/>
+        </w:rPr>
         <w:t>Hu, H., Dang, C., Liu, Y., et al. (2026). PosterMELD: Multi-agent paper-to-poster generation with editable print-ready outputs. arXiv:2608.02218.</w:t>
       </w:r>
     </w:p>
@@ -2434,6 +2533,19 @@
           <w:sz w:val="16"/>
         </w:rPr>
         <w:t>IEEE Nanotechnology Materials and Devices Conference. (2021). Presentation preparation guidelines and requirements. https://ieeenmdc.org/past-conferences/nmdc-2021/call-for-papers/presentation-preparation-guidelines-and-requirements/</w:t>
+      </w:r>
+    </w:p>
+    <w:p>
+      <w:pPr>
+        <w:spacing w:after="60"/>
+        <w:ind w:left="340" w:hanging="340"/>
+      </w:pPr>
+      <w:r>
+        <w:rPr>
+          <w:color w:val="10233A"/>
+          <w:sz w:val="16"/>
+        </w:rPr>
+        <w:t>Liang, X., Zhang, Z., Zhang, X., Su, H., Xu, Y., Sun, S., &amp; You, C. (2025). SlideGen: Collaborative multimodal agents for scientific slide generation. arXiv:2512.04529.</w:t>
       </w:r>
     </w:p>
     <w:p>
